--- a/2026_CogSci_Appendix_howdo_0202.docx
+++ b/2026_CogSci_Appendix_howdo_0202.docx
@@ -10,10 +10,6 @@
           <w:lang w:val="en-US" w:eastAsia="en-US"/>
         </w:rPr>
       </w:pPr>
-      <w:commentRangeStart w:id="0"/>
-      <w:commentRangeStart w:id="1"/>
-      <w:commentRangeStart w:id="2"/>
-      <w:commentRangeStart w:id="3"/>
       <w:r>
         <w:rPr>
           <w:lang w:val="en-US" w:eastAsia="en-US"/>
@@ -37,46 +33,6 @@
           <w:lang w:val="en-US" w:eastAsia="en-US"/>
         </w:rPr>
         <w:t>scores</w:t>
-      </w:r>
-      <w:commentRangeEnd w:id="0"/>
-      <w:r>
-        <w:rPr>
-          <w:rStyle w:val="CommentReference"/>
-          <w:sz w:val="24"/>
-          <w:szCs w:val="24"/>
-          <w:lang w:val="en-US" w:eastAsia="en-US"/>
-        </w:rPr>
-        <w:commentReference w:id="0"/>
-      </w:r>
-      <w:commentRangeEnd w:id="1"/>
-      <w:r>
-        <w:rPr>
-          <w:rStyle w:val="CommentReference"/>
-          <w:sz w:val="24"/>
-          <w:szCs w:val="24"/>
-          <w:lang w:val="en-US" w:eastAsia="en-US"/>
-        </w:rPr>
-        <w:commentReference w:id="1"/>
-      </w:r>
-      <w:commentRangeEnd w:id="2"/>
-      <w:r>
-        <w:rPr>
-          <w:rStyle w:val="CommentReference"/>
-          <w:sz w:val="24"/>
-          <w:szCs w:val="24"/>
-          <w:lang w:val="en-US" w:eastAsia="en-US"/>
-        </w:rPr>
-        <w:commentReference w:id="2"/>
-      </w:r>
-      <w:commentRangeEnd w:id="3"/>
-      <w:r>
-        <w:rPr>
-          <w:rStyle w:val="CommentReference"/>
-          <w:sz w:val="24"/>
-          <w:szCs w:val="24"/>
-          <w:lang w:val="en-US" w:eastAsia="en-US"/>
-        </w:rPr>
-        <w:commentReference w:id="3"/>
       </w:r>
     </w:p>
     <w:tbl>
@@ -2050,7 +2006,7 @@
         <w:trPr>
           <w:gridAfter w:val="1"/>
           <w:wAfter w:w="222" w:type="dxa"/>
-          <w:trHeight w:val="427"/>
+          <w:trHeight w:val="501"/>
         </w:trPr>
         <w:tc>
           <w:tcPr>
@@ -3729,139 +3685,6 @@
     </w:sectPr>
   </w:body>
 </w:document>
-</file>
-
-<file path=word/comments.xml><?xml version="1.0" encoding="utf-8"?>
-<w:comments xmlns:wpc="http://schemas.microsoft.com/office/word/2010/wordprocessingCanvas" xmlns:cx="http://schemas.microsoft.com/office/drawing/2014/chartex" xmlns:cx1="http://schemas.microsoft.com/office/drawing/2015/9/8/chartex" xmlns:cx2="http://schemas.microsoft.com/office/drawing/2015/10/21/chartex" xmlns:cx3="http://schemas.microsoft.com/office/drawing/2016/5/9/chartex" xmlns:cx4="http://schemas.microsoft.com/office/drawing/2016/5/10/chartex" xmlns:cx5="http://schemas.microsoft.com/office/drawing/2016/5/11/chartex" xmlns:cx6="http://schemas.microsoft.com/office/drawing/2016/5/12/chartex" xmlns:cx7="http://schemas.microsoft.com/office/drawing/2016/5/13/chartex" xmlns:cx8="http://schemas.microsoft.com/office/drawing/2016/5/14/chartex" xmlns:mc="http://schemas.openxmlformats.org/markup-compatibility/2006" xmlns:aink="http://schemas.microsoft.com/office/drawing/2016/ink" xmlns:am3d="http://schemas.microsoft.com/office/drawing/2017/model3d" xmlns:o="urn:schemas-microsoft-com:office:office" xmlns:oel="http://schemas.microsoft.com/office/2019/extlst" xmlns:r="http://schemas.openxmlformats.org/officeDocument/2006/relationships" xmlns:m="http://schemas.openxmlformats.org/officeDocument/2006/math" xmlns:v="urn:schemas-microsoft-com:vml" xmlns:wp14="http://schemas.microsoft.com/office/word/2010/wordprocessingDrawing" xmlns:wp="http://schemas.openxmlformats.org/drawingml/2006/wordprocessingDrawing" xmlns:w10="urn:schemas-microsoft-com:office:word" xmlns:w="http://schemas.openxmlformats.org/wordprocessingml/2006/main" xmlns:w14="http://schemas.microsoft.com/office/word/2010/wordml" xmlns:w15="http://schemas.microsoft.com/office/word/2012/wordml" xmlns:w16cex="http://schemas.microsoft.com/office/word/2018/wordml/cex" xmlns:w16cid="http://schemas.microsoft.com/office/word/2016/wordml/cid" xmlns:w16="http://schemas.microsoft.com/office/word/2018/wordml" xmlns:w16du="http://schemas.microsoft.com/office/word/2023/wordml/word16du" xmlns:w16sdtdh="http://schemas.microsoft.com/office/word/2020/wordml/sdtdatahash" xmlns:w16sdtfl="http://schemas.microsoft.com/office/word/2024/wordml/sdtformatlock" xmlns:w16se="http://schemas.microsoft.com/office/word/2015/wordml/symex" xmlns:wpg="http://schemas.microsoft.com/office/word/2010/wordprocessingGroup" xmlns:wpi="http://schemas.microsoft.com/office/word/2010/wordprocessingInk" xmlns:wne="http://schemas.microsoft.com/office/word/2006/wordml" xmlns:wps="http://schemas.microsoft.com/office/word/2010/wordprocessingShape" mc:Ignorable="w14 w15 w16se w16cid w16 w16cex w16sdtdh w16sdtfl w16du wp14">
-  <w:comment w:id="0" w:author="Karthika Kamath (PhD Psychology Lab OS UKRI FT)" w:date="2026-04-28T00:06:00Z" w:initials="KK">
-    <w:p>
-      <w:pPr>
-        <w:pStyle w:val="CommentText"/>
-        <w:ind w:firstLine="0"/>
-        <w:jc w:val="left"/>
-      </w:pPr>
-      <w:r>
-        <w:rPr>
-          <w:rStyle w:val="CommentReference"/>
-        </w:rPr>
-        <w:annotationRef/>
-      </w:r>
-      <w:r>
-        <w:t>R1.2 and R2.3 - how and where do I integrate this into the paper above?</w:t>
-      </w:r>
-    </w:p>
-  </w:comment>
-  <w:comment w:id="1" w:author="Karthika Kamath (PhD Psychology Lab OS UKRI FT)" w:date="2026-04-28T00:08:00Z" w:initials="KK">
-    <w:p>
-      <w:pPr>
-        <w:pStyle w:val="CommentText"/>
-        <w:ind w:firstLine="0"/>
-        <w:jc w:val="left"/>
-      </w:pPr>
-      <w:r>
-        <w:rPr>
-          <w:rStyle w:val="CommentReference"/>
-        </w:rPr>
-        <w:annotationRef/>
-      </w:r>
-      <w:r>
-        <w:t>And I would potentially have to change the Figure 2A.2</w:t>
-      </w:r>
-    </w:p>
-  </w:comment>
-  <w:comment w:id="2" w:author="Barbara Pomiechowska (Psychology)" w:date="2026-04-28T14:55:00Z" w:initials="BP">
-    <w:p>
-      <w:r>
-        <w:rPr>
-          <w:rStyle w:val="CommentReference"/>
-        </w:rPr>
-        <w:annotationRef/>
-      </w:r>
-      <w:r>
-        <w:t>I suggest Table 1 goes into an Appendix on OSF, w/ signposting from the paper.</w:t>
-      </w:r>
-    </w:p>
-    <w:p>
-      <w:r>
-        <w:t>Quick questions:</w:t>
-      </w:r>
-    </w:p>
-    <w:p>
-      <w:r>
-        <w:t>1 was symmetry part of features considered in S-M et al. (2021)?</w:t>
-      </w:r>
-    </w:p>
-    <w:p>
-      <w:r>
-        <w:t>2 if not, could we split this into two tables: S-M et al (2021) features  + side vs symmetry?</w:t>
-      </w:r>
-    </w:p>
-  </w:comment>
-  <w:comment w:id="3" w:author="Karthika Kamath (PhD Psychology Lab OS UKRI FT)" w:date="2026-04-28T15:17:00Z" w:initials="KK">
-    <w:p>
-      <w:pPr>
-        <w:pStyle w:val="CommentText"/>
-        <w:numPr>
-          <w:ilvl w:val="0"/>
-          <w:numId w:val="1"/>
-        </w:numPr>
-        <w:jc w:val="left"/>
-      </w:pPr>
-      <w:r>
-        <w:rPr>
-          <w:rStyle w:val="CommentReference"/>
-        </w:rPr>
-        <w:annotationRef/>
-      </w:r>
-      <w:r>
-        <w:t xml:space="preserve">For defining the geometric regularity yes symmetry was considered but not when defining the symbolic model </w:t>
-      </w:r>
-    </w:p>
-    <w:p>
-      <w:pPr>
-        <w:pStyle w:val="CommentText"/>
-        <w:numPr>
-          <w:ilvl w:val="0"/>
-          <w:numId w:val="1"/>
-        </w:numPr>
-        <w:jc w:val="left"/>
-      </w:pPr>
-      <w:r>
-        <w:t xml:space="preserve">There is no breakdown of features provide in S-M et al (2021), it is just the total feature count and then an explanation of how symbolic model was constructed </w:t>
-      </w:r>
-      <w:r>
-        <w:br/>
-      </w:r>
-    </w:p>
-  </w:comment>
-</w:comments>
-</file>
-
-<file path=word/commentsExtended.xml><?xml version="1.0" encoding="utf-8"?>
-<w15:commentsEx xmlns:wpc="http://schemas.microsoft.com/office/word/2010/wordprocessingCanvas" xmlns:cx="http://schemas.microsoft.com/office/drawing/2014/chartex" xmlns:cx1="http://schemas.microsoft.com/office/drawing/2015/9/8/chartex" xmlns:cx2="http://schemas.microsoft.com/office/drawing/2015/10/21/chartex" xmlns:cx3="http://schemas.microsoft.com/office/drawing/2016/5/9/chartex" xmlns:cx4="http://schemas.microsoft.com/office/drawing/2016/5/10/chartex" xmlns:cx5="http://schemas.microsoft.com/office/drawing/2016/5/11/chartex" xmlns:cx6="http://schemas.microsoft.com/office/drawing/2016/5/12/chartex" xmlns:cx7="http://schemas.microsoft.com/office/drawing/2016/5/13/chartex" xmlns:cx8="http://schemas.microsoft.com/office/drawing/2016/5/14/chartex" xmlns:mc="http://schemas.openxmlformats.org/markup-compatibility/2006" xmlns:aink="http://schemas.microsoft.com/office/drawing/2016/ink" xmlns:am3d="http://schemas.microsoft.com/office/drawing/2017/model3d" xmlns:o="urn:schemas-microsoft-com:office:office" xmlns:oel="http://schemas.microsoft.com/office/2019/extlst" xmlns:r="http://schemas.openxmlformats.org/officeDocument/2006/relationships" xmlns:m="http://schemas.openxmlformats.org/officeDocument/2006/math" xmlns:v="urn:schemas-microsoft-com:vml" xmlns:wp14="http://schemas.microsoft.com/office/word/2010/wordprocessingDrawing" xmlns:wp="http://schemas.openxmlformats.org/drawingml/2006/wordprocessingDrawing" xmlns:w10="urn:schemas-microsoft-com:office:word" xmlns:w="http://schemas.openxmlformats.org/wordprocessingml/2006/main" xmlns:w14="http://schemas.microsoft.com/office/word/2010/wordml" xmlns:w15="http://schemas.microsoft.com/office/word/2012/wordml" xmlns:w16cex="http://schemas.microsoft.com/office/word/2018/wordml/cex" xmlns:w16cid="http://schemas.microsoft.com/office/word/2016/wordml/cid" xmlns:w16="http://schemas.microsoft.com/office/word/2018/wordml" xmlns:w16du="http://schemas.microsoft.com/office/word/2023/wordml/word16du" xmlns:w16sdtdh="http://schemas.microsoft.com/office/word/2020/wordml/sdtdatahash" xmlns:w16sdtfl="http://schemas.microsoft.com/office/word/2024/wordml/sdtformatlock" xmlns:w16se="http://schemas.microsoft.com/office/word/2015/wordml/symex" xmlns:wpg="http://schemas.microsoft.com/office/word/2010/wordprocessingGroup" xmlns:wpi="http://schemas.microsoft.com/office/word/2010/wordprocessingInk" xmlns:wne="http://schemas.microsoft.com/office/word/2006/wordml" xmlns:wps="http://schemas.microsoft.com/office/word/2010/wordprocessingShape" mc:Ignorable="w14 w15 w16se w16cid w16 w16cex w16sdtdh w16sdtfl w16du wp14">
-  <w15:commentEx w15:paraId="2861073B" w15:done="0"/>
-  <w15:commentEx w15:paraId="2D5F3ADA" w15:paraIdParent="2861073B" w15:done="0"/>
-  <w15:commentEx w15:paraId="3A24B1E9" w15:paraIdParent="2861073B" w15:done="0"/>
-  <w15:commentEx w15:paraId="5F32F209" w15:paraIdParent="2861073B" w15:done="0"/>
-</w15:commentsEx>
-</file>
-
-<file path=word/commentsExtensible.xml><?xml version="1.0" encoding="utf-8"?>
-<w16cex:commentsExtensible xmlns:wpc="http://schemas.microsoft.com/office/word/2010/wordprocessingCanvas" xmlns:cx="http://schemas.microsoft.com/office/drawing/2014/chartex" xmlns:cx1="http://schemas.microsoft.com/office/drawing/2015/9/8/chartex" xmlns:cx2="http://schemas.microsoft.com/office/drawing/2015/10/21/chartex" xmlns:cx3="http://schemas.microsoft.com/office/drawing/2016/5/9/chartex" xmlns:cx4="http://schemas.microsoft.com/office/drawing/2016/5/10/chartex" xmlns:cx5="http://schemas.microsoft.com/office/drawing/2016/5/11/chartex" xmlns:cx6="http://schemas.microsoft.com/office/drawing/2016/5/12/chartex" xmlns:cx7="http://schemas.microsoft.com/office/drawing/2016/5/13/chartex" xmlns:cx8="http://schemas.microsoft.com/office/drawing/2016/5/14/chartex" xmlns:cr="http://schemas.microsoft.com/office/comments/2020/reactions" xmlns:mc="http://schemas.openxmlformats.org/markup-compatibility/2006" xmlns:aink="http://schemas.microsoft.com/office/drawing/2016/ink" xmlns:am3d="http://schemas.microsoft.com/office/drawing/2017/model3d" xmlns:o="urn:schemas-microsoft-com:office:office" xmlns:oel="http://schemas.microsoft.com/office/2019/extlst" xmlns:r="http://schemas.openxmlformats.org/officeDocument/2006/relationships" xmlns:m="http://schemas.openxmlformats.org/officeDocument/2006/math" xmlns:v="urn:schemas-microsoft-com:vml" xmlns:wp14="http://schemas.microsoft.com/office/word/2010/wordprocessingDrawing" xmlns:wp="http://schemas.openxmlformats.org/drawingml/2006/wordprocessingDrawing" xmlns:w10="urn:schemas-microsoft-com:office:word" xmlns:w="http://schemas.openxmlformats.org/wordprocessingml/2006/main" xmlns:w14="http://schemas.microsoft.com/office/word/2010/wordml" xmlns:w15="http://schemas.microsoft.com/office/word/2012/wordml" xmlns:w16cex="http://schemas.microsoft.com/office/word/2018/wordml/cex" xmlns:w16cid="http://schemas.microsoft.com/office/word/2016/wordml/cid" xmlns:w16="http://schemas.microsoft.com/office/word/2018/wordml" xmlns:w16du="http://schemas.microsoft.com/office/word/2023/wordml/word16du" xmlns:w16sdtdh="http://schemas.microsoft.com/office/word/2020/wordml/sdtdatahash" xmlns:w16sdtfl="http://schemas.microsoft.com/office/word/2024/wordml/sdtformatlock" xmlns:w16se="http://schemas.microsoft.com/office/word/2015/wordml/symex" xmlns:wpg="http://schemas.microsoft.com/office/word/2010/wordprocessingGroup" xmlns:wpi="http://schemas.microsoft.com/office/word/2010/wordprocessingInk" xmlns:wne="http://schemas.microsoft.com/office/word/2006/wordml" xmlns:wps="http://schemas.microsoft.com/office/word/2010/wordprocessingShape" mc:Ignorable="w14 w15 w16se w16cid w16 w16cex w16sdtdh w16sdtfl cr w16du wp14">
-  <w16cex:commentExtensible w16cex:durableId="469F8A6A" w16cex:dateUtc="2026-04-29T09:20:00Z"/>
-  <w16cex:commentExtensible w16cex:durableId="37A318E8" w16cex:dateUtc="2026-04-29T09:20:00Z"/>
-  <w16cex:commentExtensible w16cex:durableId="5D014223" w16cex:dateUtc="2026-04-29T09:20:00Z"/>
-  <w16cex:commentExtensible w16cex:durableId="66924416" w16cex:dateUtc="2026-04-29T09:20:00Z"/>
-</w16cex:commentsExtensible>
-</file>
-
-<file path=word/commentsIds.xml><?xml version="1.0" encoding="utf-8"?>
-<w16cid:commentsIds xmlns:wpc="http://schemas.microsoft.com/office/word/2010/wordprocessingCanvas" xmlns:cx="http://schemas.microsoft.com/office/drawing/2014/chartex" xmlns:cx1="http://schemas.microsoft.com/office/drawing/2015/9/8/chartex" xmlns:cx2="http://schemas.microsoft.com/office/drawing/2015/10/21/chartex" xmlns:cx3="http://schemas.microsoft.com/office/drawing/2016/5/9/chartex" xmlns:cx4="http://schemas.microsoft.com/office/drawing/2016/5/10/chartex" xmlns:cx5="http://schemas.microsoft.com/office/drawing/2016/5/11/chartex" xmlns:cx6="http://schemas.microsoft.com/office/drawing/2016/5/12/chartex" xmlns:cx7="http://schemas.microsoft.com/office/drawing/2016/5/13/chartex" xmlns:cx8="http://schemas.microsoft.com/office/drawing/2016/5/14/chartex" xmlns:mc="http://schemas.openxmlformats.org/markup-compatibility/2006" xmlns:aink="http://schemas.microsoft.com/office/drawing/2016/ink" xmlns:am3d="http://schemas.microsoft.com/office/drawing/2017/model3d" xmlns:o="urn:schemas-microsoft-com:office:office" xmlns:oel="http://schemas.microsoft.com/office/2019/extlst" xmlns:r="http://schemas.openxmlformats.org/officeDocument/2006/relationships" xmlns:m="http://schemas.openxmlformats.org/officeDocument/2006/math" xmlns:v="urn:schemas-microsoft-com:vml" xmlns:wp14="http://schemas.microsoft.com/office/word/2010/wordprocessingDrawing" xmlns:wp="http://schemas.openxmlformats.org/drawingml/2006/wordprocessingDrawing" xmlns:w10="urn:schemas-microsoft-com:office:word" xmlns:w="http://schemas.openxmlformats.org/wordprocessingml/2006/main" xmlns:w14="http://schemas.microsoft.com/office/word/2010/wordml" xmlns:w15="http://schemas.microsoft.com/office/word/2012/wordml" xmlns:w16cex="http://schemas.microsoft.com/office/word/2018/wordml/cex" xmlns:w16cid="http://schemas.microsoft.com/office/word/2016/wordml/cid" xmlns:w16="http://schemas.microsoft.com/office/word/2018/wordml" xmlns:w16du="http://schemas.microsoft.com/office/word/2023/wordml/word16du" xmlns:w16sdtdh="http://schemas.microsoft.com/office/word/2020/wordml/sdtdatahash" xmlns:w16sdtfl="http://schemas.microsoft.com/office/word/2024/wordml/sdtformatlock" xmlns:w16se="http://schemas.microsoft.com/office/word/2015/wordml/symex" xmlns:wpg="http://schemas.microsoft.com/office/word/2010/wordprocessingGroup" xmlns:wpi="http://schemas.microsoft.com/office/word/2010/wordprocessingInk" xmlns:wne="http://schemas.microsoft.com/office/word/2006/wordml" xmlns:wps="http://schemas.microsoft.com/office/word/2010/wordprocessingShape" mc:Ignorable="w14 w15 w16se w16cid w16 w16cex w16sdtdh w16sdtfl w16du wp14">
-  <w16cid:commentId w16cid:paraId="2861073B" w16cid:durableId="469F8A6A"/>
-  <w16cid:commentId w16cid:paraId="2D5F3ADA" w16cid:durableId="37A318E8"/>
-  <w16cid:commentId w16cid:paraId="3A24B1E9" w16cid:durableId="5D014223"/>
-  <w16cid:commentId w16cid:paraId="5F32F209" w16cid:durableId="66924416"/>
-</w16cid:commentsIds>
 </file>
 
 <file path=word/numbering.xml><?xml version="1.0" encoding="utf-8"?>
@@ -3983,17 +3806,6 @@
     </w:lvlOverride>
   </w:num>
 </w:numbering>
-</file>
-
-<file path=word/people.xml><?xml version="1.0" encoding="utf-8"?>
-<w15:people xmlns:wpc="http://schemas.microsoft.com/office/word/2010/wordprocessingCanvas" xmlns:cx="http://schemas.microsoft.com/office/drawing/2014/chartex" xmlns:cx1="http://schemas.microsoft.com/office/drawing/2015/9/8/chartex" xmlns:cx2="http://schemas.microsoft.com/office/drawing/2015/10/21/chartex" xmlns:cx3="http://schemas.microsoft.com/office/drawing/2016/5/9/chartex" xmlns:cx4="http://schemas.microsoft.com/office/drawing/2016/5/10/chartex" xmlns:cx5="http://schemas.microsoft.com/office/drawing/2016/5/11/chartex" xmlns:cx6="http://schemas.microsoft.com/office/drawing/2016/5/12/chartex" xmlns:cx7="http://schemas.microsoft.com/office/drawing/2016/5/13/chartex" xmlns:cx8="http://schemas.microsoft.com/office/drawing/2016/5/14/chartex" xmlns:mc="http://schemas.openxmlformats.org/markup-compatibility/2006" xmlns:aink="http://schemas.microsoft.com/office/drawing/2016/ink" xmlns:am3d="http://schemas.microsoft.com/office/drawing/2017/model3d" xmlns:o="urn:schemas-microsoft-com:office:office" xmlns:oel="http://schemas.microsoft.com/office/2019/extlst" xmlns:r="http://schemas.openxmlformats.org/officeDocument/2006/relationships" xmlns:m="http://schemas.openxmlformats.org/officeDocument/2006/math" xmlns:v="urn:schemas-microsoft-com:vml" xmlns:wp14="http://schemas.microsoft.com/office/word/2010/wordprocessingDrawing" xmlns:wp="http://schemas.openxmlformats.org/drawingml/2006/wordprocessingDrawing" xmlns:w10="urn:schemas-microsoft-com:office:word" xmlns:w="http://schemas.openxmlformats.org/wordprocessingml/2006/main" xmlns:w14="http://schemas.microsoft.com/office/word/2010/wordml" xmlns:w15="http://schemas.microsoft.com/office/word/2012/wordml" xmlns:w16cex="http://schemas.microsoft.com/office/word/2018/wordml/cex" xmlns:w16cid="http://schemas.microsoft.com/office/word/2016/wordml/cid" xmlns:w16="http://schemas.microsoft.com/office/word/2018/wordml" xmlns:w16du="http://schemas.microsoft.com/office/word/2023/wordml/word16du" xmlns:w16sdtdh="http://schemas.microsoft.com/office/word/2020/wordml/sdtdatahash" xmlns:w16sdtfl="http://schemas.microsoft.com/office/word/2024/wordml/sdtformatlock" xmlns:w16se="http://schemas.microsoft.com/office/word/2015/wordml/symex" xmlns:wpg="http://schemas.microsoft.com/office/word/2010/wordprocessingGroup" xmlns:wpi="http://schemas.microsoft.com/office/word/2010/wordprocessingInk" xmlns:wne="http://schemas.microsoft.com/office/word/2006/wordml" xmlns:wps="http://schemas.microsoft.com/office/word/2010/wordprocessingShape" mc:Ignorable="w14 w15 w16se w16cid w16 w16cex w16sdtdh w16sdtfl w16du wp14">
-  <w15:person w15:author="Karthika Kamath (PhD Psychology Lab OS UKRI FT)">
-    <w15:presenceInfo w15:providerId="AD" w15:userId="S::kdk324@student.bham.ac.uk::79faae92-df87-49aa-92d4-bac338d71026"/>
-  </w15:person>
-  <w15:person w15:author="Barbara Pomiechowska (Psychology)">
-    <w15:presenceInfo w15:providerId="AD" w15:userId="S::b.pomiechowska@bham.ac.uk::f1526a62-d921-48b9-8258-7d7903ff87ff"/>
-  </w15:person>
-</w15:people>
 </file>
 
 <file path=word/styles.xml><?xml version="1.0" encoding="utf-8"?>
@@ -4822,15 +4634,6 @@
 </file>
 
 <file path=customXml/item1.xml><?xml version="1.0" encoding="utf-8"?>
-<?mso-contentType ?>
-<FormTemplates xmlns="http://schemas.microsoft.com/sharepoint/v3/contenttype/forms">
-  <Display>DocumentLibraryForm</Display>
-  <Edit>DocumentLibraryForm</Edit>
-  <New>DocumentLibraryForm</New>
-</FormTemplates>
-</file>
-
-<file path=customXml/item2.xml><?xml version="1.0" encoding="utf-8"?>
 <ct:contentTypeSchema xmlns:ct="http://schemas.microsoft.com/office/2006/metadata/contentType" xmlns:ma="http://schemas.microsoft.com/office/2006/metadata/properties/metaAttributes" ct:_="" ma:_="" ma:contentTypeName="Document" ma:contentTypeID="0x010100D34B9AC0827DED41A2DA932572F8AD07" ma:contentTypeVersion="3" ma:contentTypeDescription="Create a new document." ma:contentTypeScope="" ma:versionID="f53698f8ed001e4a4a4db2132ff33df3">
   <xsd:schema xmlns:xsd="http://www.w3.org/2001/XMLSchema" xmlns:xs="http://www.w3.org/2001/XMLSchema" xmlns:p="http://schemas.microsoft.com/office/2006/metadata/properties" xmlns:ns2="adb3b046-acd8-4007-a112-e813a884b553" targetNamespace="http://schemas.microsoft.com/office/2006/metadata/properties" ma:root="true" ma:fieldsID="1ec57eef30b9a350639e3a46c19b9f20" ns2:_="">
     <xsd:import namespace="adb3b046-acd8-4007-a112-e813a884b553"/>
@@ -4968,6 +4771,15 @@
 </ct:contentTypeSchema>
 </file>
 
+<file path=customXml/item2.xml><?xml version="1.0" encoding="utf-8"?>
+<?mso-contentType ?>
+<FormTemplates xmlns="http://schemas.microsoft.com/sharepoint/v3/contenttype/forms">
+  <Display>DocumentLibraryForm</Display>
+  <Edit>DocumentLibraryForm</Edit>
+  <New>DocumentLibraryForm</New>
+</FormTemplates>
+</file>
+
 <file path=customXml/item3.xml><?xml version="1.0" encoding="utf-8"?>
 <p:properties xmlns:p="http://schemas.microsoft.com/office/2006/metadata/properties" xmlns:xsi="http://www.w3.org/2001/XMLSchema-instance" xmlns:pc="http://schemas.microsoft.com/office/infopath/2007/PartnerControls">
   <documentManagement/>
@@ -4975,14 +4787,6 @@
 </file>
 
 <file path=customXml/itemProps1.xml><?xml version="1.0" encoding="utf-8"?>
-<ds:datastoreItem xmlns:ds="http://schemas.openxmlformats.org/officeDocument/2006/customXml" ds:itemID="{A2512344-28F6-445C-B5D5-18A5CBBAF56B}">
-  <ds:schemaRefs>
-    <ds:schemaRef ds:uri="http://schemas.microsoft.com/sharepoint/v3/contenttype/forms"/>
-  </ds:schemaRefs>
-</ds:datastoreItem>
-</file>
-
-<file path=customXml/itemProps2.xml><?xml version="1.0" encoding="utf-8"?>
 <ds:datastoreItem xmlns:ds="http://schemas.openxmlformats.org/officeDocument/2006/customXml" ds:itemID="{7922CD62-8717-409B-9487-2154EF7090BC}">
   <ds:schemaRefs>
     <ds:schemaRef ds:uri="http://schemas.microsoft.com/office/2006/metadata/contentType"/>
@@ -5000,6 +4804,14 @@
 </ds:datastoreItem>
 </file>
 
+<file path=customXml/itemProps2.xml><?xml version="1.0" encoding="utf-8"?>
+<ds:datastoreItem xmlns:ds="http://schemas.openxmlformats.org/officeDocument/2006/customXml" ds:itemID="{A2512344-28F6-445C-B5D5-18A5CBBAF56B}">
+  <ds:schemaRefs>
+    <ds:schemaRef ds:uri="http://schemas.microsoft.com/sharepoint/v3/contenttype/forms"/>
+  </ds:schemaRefs>
+</ds:datastoreItem>
+</file>
+
 <file path=customXml/itemProps3.xml><?xml version="1.0" encoding="utf-8"?>
 <ds:datastoreItem xmlns:ds="http://schemas.openxmlformats.org/officeDocument/2006/customXml" ds:itemID="{29A86375-BACF-43B4-AEC3-E49ACB513157}">
   <ds:schemaRefs>
